--- a/docs/research/mvp/final/v01-product/functional-requirements.docx
+++ b/docs/research/mvp/final/v01-product/functional-requirements.docx
@@ -34,7 +34,7 @@
         <w:t xml:space="preserve"> </w:t>
       </w:r>
       <w:r>
-        <w:t xml:space="preserve">3</w:t>
+        <w:t xml:space="preserve">4</w:t>
       </w:r>
       <w:r>
         <w:t xml:space="preserve"> </w:t>
@@ -50,7 +50,7 @@
         <w:t xml:space="preserve"> </w:t>
       </w:r>
       <w:r>
-        <w:t xml:space="preserve">2026-07-04T12:00:00Z</w:t>
+        <w:t xml:space="preserve">2026-07-05T14:20:00Z</w:t>
       </w:r>
     </w:p>
     <w:p>
@@ -62,6 +62,53 @@
           <w:b/>
           <w:bCs/>
         </w:rPr>
+        <w:t xml:space="preserve">Rev 4 (2026-07-05, Phase-1 consolidation pass).</w:t>
+      </w:r>
+      <w:r>
+        <w:t xml:space="preserve"> </w:t>
+      </w:r>
+      <w:r>
+        <w:t xml:space="preserve">Added HVPN-FR-610 (RBAC</w:t>
+      </w:r>
+      <w:r>
+        <w:t xml:space="preserve"> </w:t>
+      </w:r>
+      <w:r>
+        <w:t xml:space="preserve">role→action matrix enforcement) to close the RBAC ownership gap identified in</w:t>
+      </w:r>
+      <w:r>
+        <w:t xml:space="preserve"> </w:t>
+      </w:r>
+      <w:hyperlink r:id="rId9">
+        <w:r>
+          <w:rPr>
+            <w:rStyle w:val="VerbatimChar"/>
+          </w:rPr>
+          <w:t xml:space="preserve">../v00-meta/requirements-traceability.md</w:t>
+        </w:r>
+      </w:hyperlink>
+      <w:r>
+        <w:t xml:space="preserve"> </w:t>
+      </w:r>
+      <w:r>
+        <w:t xml:space="preserve">GAP-6. FR-610 is additive; §M DoD-traceability and §N parity-coverage tables are</w:t>
+      </w:r>
+      <w:r>
+        <w:t xml:space="preserve"> </w:t>
+      </w:r>
+      <w:r>
+        <w:t xml:space="preserve">unaffected.</w:t>
+      </w:r>
+    </w:p>
+    <w:p>
+      <w:pPr>
+        <w:pStyle w:val="BlockText"/>
+      </w:pPr>
+      <w:r>
+        <w:rPr>
+          <w:b/>
+          <w:bCs/>
+        </w:rPr>
         <w:t xml:space="preserve">Rev 3 (2026-07-04, independent gap-analysis pass).</w:t>
       </w:r>
       <w:r>
@@ -85,7 +132,7 @@
       <w:r>
         <w:t xml:space="preserve"> </w:t>
       </w:r>
-      <w:hyperlink r:id="rId9">
+      <w:hyperlink r:id="rId10">
         <w:r>
           <w:rPr>
             <w:rStyle w:val="VerbatimChar"/>
@@ -339,7 +386,7 @@
       <w:r>
         <w:t xml:space="preserve"> </w:t>
       </w:r>
-      <w:hyperlink r:id="rId10">
+      <w:hyperlink r:id="rId9">
         <w:r>
           <w:rPr>
             <w:rStyle w:val="VerbatimChar"/>
@@ -1139,7 +1186,7 @@
               <a:graphicData uri="http://schemas.openxmlformats.org/drawingml/2006/picture">
                 <pic:pic>
                   <pic:nvPicPr>
-                    <pic:cNvPr descr="/tmp/.private/milosvasic/tmp.I66vzhdUbk/img/diagram_001_e0b7f64a0e91.png" id="16" name="Picture"/>
+                    <pic:cNvPr descr="/tmp/.private/milosvasic/tmp.PsBhV8Dc9r/img/diagram_001_e0b7f64a0e91.png" id="16" name="Picture"/>
                     <pic:cNvPicPr>
                       <a:picLocks noChangeArrowheads="1" noChangeAspect="1"/>
                     </pic:cNvPicPr>
@@ -7261,6 +7308,171 @@
           </w:p>
         </w:tc>
       </w:tr>
+      <w:tr>
+        <w:tc>
+          <w:tcPr/>
+          <w:p>
+            <w:pPr>
+              <w:pStyle w:val="Compact"/>
+            </w:pPr>
+            <w:r>
+              <w:t xml:space="preserve">HVPN-FR-610</w:t>
+            </w:r>
+          </w:p>
+        </w:tc>
+        <w:tc>
+          <w:tcPr/>
+          <w:p>
+            <w:pPr>
+              <w:pStyle w:val="Compact"/>
+            </w:pPr>
+            <w:r>
+              <w:t xml:space="preserve">The control plane MUST enforce an RBAC role→action matrix: a principal with role</w:t>
+            </w:r>
+            <w:r>
+              <w:t xml:space="preserve"> </w:t>
+            </w:r>
+            <w:r>
+              <w:rPr>
+                <w:rStyle w:val="VerbatimChar"/>
+              </w:rPr>
+              <w:t xml:space="preserve">member</w:t>
+            </w:r>
+            <w:r>
+              <w:t xml:space="preserve"> </w:t>
+            </w:r>
+            <w:r>
+              <w:t xml:space="preserve">MUST NOT perform</w:t>
+            </w:r>
+            <w:r>
+              <w:t xml:space="preserve"> </w:t>
+            </w:r>
+            <w:r>
+              <w:rPr>
+                <w:rStyle w:val="VerbatimChar"/>
+              </w:rPr>
+              <w:t xml:space="preserve">operator</w:t>
+            </w:r>
+            <w:r>
+              <w:t xml:space="preserve"> </w:t>
+            </w:r>
+            <w:r>
+              <w:t xml:space="preserve">actions, and a principal with role</w:t>
+            </w:r>
+            <w:r>
+              <w:t xml:space="preserve"> </w:t>
+            </w:r>
+            <w:r>
+              <w:rPr>
+                <w:rStyle w:val="VerbatimChar"/>
+              </w:rPr>
+              <w:t xml:space="preserve">operator</w:t>
+            </w:r>
+            <w:r>
+              <w:t xml:space="preserve"> </w:t>
+            </w:r>
+            <w:r>
+              <w:t xml:space="preserve">MUST NOT perform</w:t>
+            </w:r>
+            <w:r>
+              <w:t xml:space="preserve"> </w:t>
+            </w:r>
+            <w:r>
+              <w:rPr>
+                <w:rStyle w:val="VerbatimChar"/>
+              </w:rPr>
+              <w:t xml:space="preserve">admin</w:t>
+            </w:r>
+            <w:r>
+              <w:t xml:space="preserve"> </w:t>
+            </w:r>
+            <w:r>
+              <w:t xml:space="preserve">actions.</w:t>
+            </w:r>
+          </w:p>
+        </w:tc>
+        <w:tc>
+          <w:tcPr/>
+          <w:p>
+            <w:pPr>
+              <w:pStyle w:val="Compact"/>
+            </w:pPr>
+            <w:r>
+              <w:t xml:space="preserve">A</w:t>
+            </w:r>
+            <w:r>
+              <w:t xml:space="preserve"> </w:t>
+            </w:r>
+            <w:r>
+              <w:rPr>
+                <w:rStyle w:val="VerbatimChar"/>
+              </w:rPr>
+              <w:t xml:space="preserve">member</w:t>
+            </w:r>
+            <w:r>
+              <w:t xml:space="preserve">-role token invoking an admin-only route (e.g. mint enroll-token, revoke device, delete tenant) returns 403; an</w:t>
+            </w:r>
+            <w:r>
+              <w:t xml:space="preserve"> </w:t>
+            </w:r>
+            <w:r>
+              <w:rPr>
+                <w:rStyle w:val="VerbatimChar"/>
+              </w:rPr>
+              <w:t xml:space="preserve">operator</w:t>
+            </w:r>
+            <w:r>
+              <w:t xml:space="preserve">-role token invoking an admin-only route returns 403; RLS still blocks cross-tenant reads even if RBAC is bypassed.</w:t>
+            </w:r>
+            <w:r>
+              <w:t xml:space="preserve"> </w:t>
+            </w:r>
+            <w:r>
+              <w:rPr>
+                <w:rStyle w:val="VerbatimChar"/>
+              </w:rPr>
+              <w:t xml:space="preserve">[evidence]</w:t>
+            </w:r>
+          </w:p>
+        </w:tc>
+        <w:tc>
+          <w:tcPr/>
+          <w:p>
+            <w:pPr>
+              <w:pStyle w:val="Compact"/>
+            </w:pPr>
+            <w:r>
+              <w:rPr>
+                <w:rStyle w:val="VerbatimChar"/>
+              </w:rPr>
+              <w:t xml:space="preserve">svc-identity.md</w:t>
+            </w:r>
+            <w:r>
+              <w:t xml:space="preserve">,</w:t>
+            </w:r>
+            <w:r>
+              <w:t xml:space="preserve"> </w:t>
+            </w:r>
+            <w:r>
+              <w:rPr>
+                <w:rStyle w:val="VerbatimChar"/>
+              </w:rPr>
+              <w:t xml:space="preserve">svc-api.md</w:t>
+            </w:r>
+          </w:p>
+        </w:tc>
+        <w:tc>
+          <w:tcPr/>
+          <w:p>
+            <w:pPr>
+              <w:pStyle w:val="Compact"/>
+            </w:pPr>
+            <w:r>
+              <w:t xml:space="preserve">MVP</w:t>
+            </w:r>
+          </w:p>
+        </w:tc>
+      </w:tr>
     </w:tbl>
     <w:p>
       <w:r>
@@ -7764,18 +7976,45 @@
               <w:pStyle w:val="Compact"/>
             </w:pPr>
             <w:r>
-              <w:t xml:space="preserve">The Connector SHOULD support local ACLs scoped to its own network.</w:t>
-            </w:r>
-          </w:p>
-        </w:tc>
-        <w:tc>
-          <w:tcPr/>
-          <w:p>
-            <w:pPr>
-              <w:pStyle w:val="Compact"/>
-            </w:pPr>
-            <w:r>
-              <w:t xml:space="preserve">A local ACL on the connector is honoured for its network.</w:t>
+              <w:t xml:space="preserve">The Connector SHOULD support local ACLs scoped to its own network, interacting with central policy by the precedence rule defined in</w:t>
+            </w:r>
+            <w:r>
+              <w:t xml:space="preserve"> </w:t>
+            </w:r>
+            <w:r>
+              <w:rPr>
+                <w:rStyle w:val="VerbatimChar"/>
+              </w:rPr>
+              <w:t xml:space="preserve">svc-policy.md</w:t>
+            </w:r>
+            <w:r>
+              <w:t xml:space="preserve">.</w:t>
+            </w:r>
+          </w:p>
+        </w:tc>
+        <w:tc>
+          <w:tcPr/>
+          <w:p>
+            <w:pPr>
+              <w:pStyle w:val="Compact"/>
+            </w:pPr>
+            <w:r>
+              <w:t xml:space="preserve">A local ACL on the connector is honoured for its network; local-deny overrides central-allow, central-deny overrides local-allow, and the connector advertises its</w:t>
+            </w:r>
+            <w:r>
+              <w:t xml:space="preserve"> </w:t>
+            </w:r>
+            <w:r>
+              <w:rPr>
+                <w:rStyle w:val="VerbatimChar"/>
+              </w:rPr>
+              <w:t xml:space="preserve">local_denylist</w:t>
+            </w:r>
+            <w:r>
+              <w:t xml:space="preserve"> </w:t>
+            </w:r>
+            <w:r>
+              <w:t xml:space="preserve">to the coordinator.</w:t>
             </w:r>
             <w:r>
               <w:t xml:space="preserve"> </w:t>
@@ -7785,36 +8024,6 @@
                 <w:rStyle w:val="VerbatimChar"/>
               </w:rPr>
               <w:t xml:space="preserve">[evidence]</w:t>
-            </w:r>
-            <w:r>
-              <w:t xml:space="preserve"> </w:t>
-            </w:r>
-            <w:r>
-              <w:t xml:space="preserve">(</w:t>
-            </w:r>
-            <w:r>
-              <w:rPr>
-                <w:rStyle w:val="VerbatimChar"/>
-              </w:rPr>
-              <w:t xml:space="preserve">UNVERIFIED</w:t>
-            </w:r>
-            <w:r>
-              <w:t xml:space="preserve"> </w:t>
-            </w:r>
-            <w:r>
-              <w:t xml:space="preserve">interaction with central policy — fixed by</w:t>
-            </w:r>
-            <w:r>
-              <w:t xml:space="preserve"> </w:t>
-            </w:r>
-            <w:r>
-              <w:rPr>
-                <w:rStyle w:val="VerbatimChar"/>
-              </w:rPr>
-              <w:t xml:space="preserve">svc-policy.md</w:t>
-            </w:r>
-            <w:r>
-              <w:t xml:space="preserve">)</w:t>
             </w:r>
           </w:p>
         </w:tc>
@@ -12553,13 +12762,13 @@
         <w:t xml:space="preserve"> </w:t>
       </w:r>
       <w:r>
-        <w:t xml:space="preserve">new FR via the §11.4.93 workable-item path. FRs whose detailed contract is fixed by</w:t>
-      </w:r>
-      <w:r>
-        <w:t xml:space="preserve"> </w:t>
-      </w:r>
-      <w:r>
-        <w:t xml:space="preserve">an owning doc that has not yet pinned it (e.g. FR-705 local-ACL scope) are marked</w:t>
+        <w:t xml:space="preserve">new FR via the §11.4.93 workable-item path. FR-705 local-ACL × central-policy</w:t>
+      </w:r>
+      <w:r>
+        <w:t xml:space="preserve"> </w:t>
+      </w:r>
+      <w:r>
+        <w:t xml:space="preserve">precedence is now pinned in</w:t>
       </w:r>
       <w:r>
         <w:t xml:space="preserve"> </w:t>
@@ -12568,19 +12777,31 @@
         <w:rPr>
           <w:rStyle w:val="VerbatimChar"/>
         </w:rPr>
-        <w:t xml:space="preserve">UNVERIFIED</w:t>
-      </w:r>
-      <w:r>
-        <w:t xml:space="preserve"> </w:t>
-      </w:r>
-      <w:r>
-        <w:t xml:space="preserve">inline. No requirement quotes a quantitative target not present in the</w:t>
-      </w:r>
-      <w:r>
-        <w:t xml:space="preserve"> </w:t>
-      </w:r>
-      <w:r>
-        <w:t xml:space="preserve">overview/spine/security-overview.</w:t>
+        <w:t xml:space="preserve">svc-policy.md</w:t>
+      </w:r>
+      <w:r>
+        <w:t xml:space="preserve"> </w:t>
+      </w:r>
+      <w:r>
+        <w:t xml:space="preserve">and</w:t>
+      </w:r>
+      <w:r>
+        <w:t xml:space="preserve"> </w:t>
+      </w:r>
+      <w:r>
+        <w:rPr>
+          <w:rStyle w:val="VerbatimChar"/>
+        </w:rPr>
+        <w:t xml:space="preserve">helix-core-rust.md</w:t>
+      </w:r>
+      <w:r>
+        <w:t xml:space="preserve">. No requirement</w:t>
+      </w:r>
+      <w:r>
+        <w:t xml:space="preserve"> </w:t>
+      </w:r>
+      <w:r>
+        <w:t xml:space="preserve">quotes a quantitative target not present in the overview/spine/security-overview.</w:t>
       </w:r>
     </w:p>
     <w:p>
@@ -12801,7 +13022,7 @@
           <w:i/>
           <w:iCs/>
         </w:rPr>
-        <w:t xml:space="preserve">quoted from the overview/spine/security-overview, never invented. FRs whose</w:t>
+        <w:t xml:space="preserve">quoted from the overview/spine/security-overview, never invented. FR-705's</w:t>
       </w:r>
       <w:r>
         <w:rPr>
@@ -12815,7 +13036,58 @@
           <w:i/>
           <w:iCs/>
         </w:rPr>
-        <w:t xml:space="preserve">detailed contract awaits an owning doc are marked</w:t>
+        <w:t xml:space="preserve">local-ACL × central-policy precedence is now pinned in</w:t>
+      </w:r>
+      <w:r>
+        <w:rPr>
+          <w:i/>
+          <w:iCs/>
+        </w:rPr>
+        <w:t xml:space="preserve"> </w:t>
+      </w:r>
+      <w:r>
+        <w:rPr>
+          <w:rStyle w:val="VerbatimChar"/>
+          <w:i/>
+          <w:iCs/>
+        </w:rPr>
+        <w:t xml:space="preserve">svc-policy.md</w:t>
+      </w:r>
+      <w:r>
+        <w:rPr>
+          <w:i/>
+          <w:iCs/>
+        </w:rPr>
+        <w:t xml:space="preserve"> </w:t>
+      </w:r>
+      <w:r>
+        <w:rPr>
+          <w:i/>
+          <w:iCs/>
+        </w:rPr>
+        <w:t xml:space="preserve">and</w:t>
+      </w:r>
+      <w:r>
+        <w:rPr>
+          <w:i/>
+          <w:iCs/>
+        </w:rPr>
+        <w:t xml:space="preserve"> </w:t>
+      </w:r>
+      <w:r>
+        <w:rPr>
+          <w:rStyle w:val="VerbatimChar"/>
+          <w:i/>
+          <w:iCs/>
+        </w:rPr>
+        <w:t xml:space="preserve">helix-core-rust.md</w:t>
+      </w:r>
+      <w:r>
+        <w:rPr>
+          <w:i/>
+          <w:iCs/>
+        </w:rPr>
+        <w:t xml:space="preserve">; residual</w:t>
       </w:r>
       <w:r>
         <w:rPr>
@@ -12837,7 +13109,28 @@
           <w:i/>
           <w:iCs/>
         </w:rPr>
-        <w:t xml:space="preserve">.</w:t>
+        <w:t xml:space="preserve"> </w:t>
+      </w:r>
+      <w:r>
+        <w:rPr>
+          <w:i/>
+          <w:iCs/>
+        </w:rPr>
+        <w:t xml:space="preserve">markers (e.g. FR-1103 evaluation)</w:t>
+      </w:r>
+      <w:r>
+        <w:rPr>
+          <w:i/>
+          <w:iCs/>
+        </w:rPr>
+        <w:t xml:space="preserve"> </w:t>
+      </w:r>
+      <w:r>
+        <w:rPr>
+          <w:i/>
+          <w:iCs/>
+        </w:rPr>
+        <w:t xml:space="preserve">remain where the owning doc explicitly does not pin runtime behaviour.</w:t>
       </w:r>
       <w:r>
         <w:rPr>
@@ -12866,21 +13159,7 @@
           <w:i/>
           <w:iCs/>
         </w:rPr>
-        <w:t xml:space="preserve">flags</w:t>
-      </w:r>
-      <w:r>
-        <w:rPr>
-          <w:i/>
-          <w:iCs/>
-        </w:rPr>
-        <w:t xml:space="preserve"> </w:t>
-      </w:r>
-      <w:r>
-        <w:rPr>
-          <w:i/>
-          <w:iCs/>
-        </w:rPr>
-        <w:t xml:space="preserve">criteria requiring captured runtime evidence per §11.4.69 — none may pass on</w:t>
+        <w:t xml:space="preserve">flags criteria requiring captured runtime evidence per §11.4.69 — none may pass on</w:t>
       </w:r>
       <w:r>
         <w:rPr>

--- a/docs/research/mvp/final/v01-product/functional-requirements.docx
+++ b/docs/research/mvp/final/v01-product/functional-requirements.docx
@@ -10,7 +10,7 @@
         <w:t xml:space="preserve">Functional Requirements (HVPN-FR-NNN)</w:t>
       </w:r>
     </w:p>
-    <w:bookmarkStart w:id="60" w:name="functional-requirements-hvpn-fr-nnn"/>
+    <w:bookmarkStart w:id="59" w:name="functional-requirements-hvpn-fr-nnn"/>
     <w:p>
       <w:pPr>
         <w:pStyle w:val="Heading1"/>
@@ -34,7 +34,7 @@
         <w:t xml:space="preserve"> </w:t>
       </w:r>
       <w:r>
-        <w:t xml:space="preserve">4</w:t>
+        <w:t xml:space="preserve">5</w:t>
       </w:r>
       <w:r>
         <w:t xml:space="preserve"> </w:t>
@@ -50,7 +50,7 @@
         <w:t xml:space="preserve"> </w:t>
       </w:r>
       <w:r>
-        <w:t xml:space="preserve">2026-07-05T14:20:00Z</w:t>
+        <w:t xml:space="preserve">2026-07-06T10:44:05Z</w:t>
       </w:r>
     </w:p>
     <w:p>
@@ -62,6 +62,116 @@
           <w:b/>
           <w:bCs/>
         </w:rPr>
+        <w:t xml:space="preserve">Rev 5 (2026-07-06, GAP-4 closure).</w:t>
+      </w:r>
+      <w:r>
+        <w:t xml:space="preserve"> </w:t>
+      </w:r>
+      <w:r>
+        <w:t xml:space="preserve">Repainted the Connector band (FR-701..707)</w:t>
+      </w:r>
+      <w:r>
+        <w:t xml:space="preserve"> </w:t>
+      </w:r>
+      <w:r>
+        <w:t xml:space="preserve">owning-doc column to point to the new single consolidating doc</w:t>
+      </w:r>
+      <w:r>
+        <w:t xml:space="preserve"> </w:t>
+      </w:r>
+      <w:hyperlink r:id="rId9">
+        <w:r>
+          <w:rPr>
+            <w:rStyle w:val="VerbatimChar"/>
+          </w:rPr>
+          <w:t xml:space="preserve">../v04-client/connector.md</w:t>
+        </w:r>
+      </w:hyperlink>
+      <w:r>
+        <w:t xml:space="preserve">; secondary implementation</w:t>
+      </w:r>
+      <w:r>
+        <w:t xml:space="preserve"> </w:t>
+      </w:r>
+      <w:r>
+        <w:t xml:space="preserve">authority remains in</w:t>
+      </w:r>
+      <w:r>
+        <w:t xml:space="preserve"> </w:t>
+      </w:r>
+      <w:r>
+        <w:rPr>
+          <w:rStyle w:val="VerbatimChar"/>
+        </w:rPr>
+        <w:t xml:space="preserve">helix-core-rust.md</w:t>
+      </w:r>
+      <w:r>
+        <w:t xml:space="preserve"> </w:t>
+      </w:r>
+      <w:r>
+        <w:t xml:space="preserve">§9,</w:t>
+      </w:r>
+      <w:r>
+        <w:t xml:space="preserve"> </w:t>
+      </w:r>
+      <w:r>
+        <w:rPr>
+          <w:rStyle w:val="VerbatimChar"/>
+        </w:rPr>
+        <w:t xml:space="preserve">svc-registry.md</w:t>
+      </w:r>
+      <w:r>
+        <w:t xml:space="preserve">,</w:t>
+      </w:r>
+      <w:r>
+        <w:t xml:space="preserve"> </w:t>
+      </w:r>
+      <w:r>
+        <w:rPr>
+          <w:rStyle w:val="VerbatimChar"/>
+        </w:rPr>
+        <w:t xml:space="preserve">routing-and-addressing.md</w:t>
+      </w:r>
+      <w:r>
+        <w:t xml:space="preserve">, Volume 4 shims, and</w:t>
+      </w:r>
+      <w:r>
+        <w:t xml:space="preserve"> </w:t>
+      </w:r>
+      <w:r>
+        <w:rPr>
+          <w:rStyle w:val="VerbatimChar"/>
+        </w:rPr>
+        <w:t xml:space="preserve">orchestrator-and-state.md</w:t>
+      </w:r>
+      <w:r>
+        <w:t xml:space="preserve"> </w:t>
+      </w:r>
+      <w:r>
+        <w:t xml:space="preserve">for</w:t>
+      </w:r>
+      <w:r>
+        <w:t xml:space="preserve"> </w:t>
+      </w:r>
+      <w:r>
+        <w:t xml:space="preserve">FR-707. No FR statement, acceptance criterion, priority, or DoD/parity mapping</w:t>
+      </w:r>
+      <w:r>
+        <w:t xml:space="preserve"> </w:t>
+      </w:r>
+      <w:r>
+        <w:t xml:space="preserve">changed.</w:t>
+      </w:r>
+    </w:p>
+    <w:p>
+      <w:pPr>
+        <w:pStyle w:val="BlockText"/>
+      </w:pPr>
+      <w:r>
+        <w:rPr>
+          <w:b/>
+          <w:bCs/>
+        </w:rPr>
         <w:t xml:space="preserve">Rev 4 (2026-07-05, Phase-1 consolidation pass).</w:t>
       </w:r>
       <w:r>
@@ -79,7 +189,7 @@
       <w:r>
         <w:t xml:space="preserve"> </w:t>
       </w:r>
-      <w:hyperlink r:id="rId9">
+      <w:hyperlink r:id="rId10">
         <w:r>
           <w:rPr>
             <w:rStyle w:val="VerbatimChar"/>
@@ -132,7 +242,7 @@
       <w:r>
         <w:t xml:space="preserve"> </w:t>
       </w:r>
-      <w:hyperlink r:id="rId10">
+      <w:hyperlink r:id="rId11">
         <w:r>
           <w:rPr>
             <w:rStyle w:val="VerbatimChar"/>
@@ -386,7 +496,7 @@
       <w:r>
         <w:t xml:space="preserve"> </w:t>
       </w:r>
-      <w:hyperlink r:id="rId9">
+      <w:hyperlink r:id="rId10">
         <w:r>
           <w:rPr>
             <w:rStyle w:val="VerbatimChar"/>
@@ -409,7 +519,7 @@
       <w:r>
         <w:t xml:space="preserve"> </w:t>
       </w:r>
-      <w:hyperlink r:id="rId11">
+      <w:hyperlink r:id="rId12">
         <w:r>
           <w:rPr>
             <w:rStyle w:val="VerbatimChar"/>
@@ -449,7 +559,7 @@
       <w:r>
         <w:t xml:space="preserve">(</w:t>
       </w:r>
-      <w:hyperlink r:id="rId12">
+      <w:hyperlink r:id="rId13">
         <w:r>
           <w:rPr>
             <w:rStyle w:val="VerbatimChar"/>
@@ -701,7 +811,7 @@
         </w:pict>
       </w:r>
     </w:p>
-    <w:bookmarkStart w:id="13" w:name="table-of-contents"/>
+    <w:bookmarkStart w:id="14" w:name="table-of-contents"/>
     <w:p>
       <w:pPr>
         <w:pStyle w:val="Heading2"/>
@@ -989,8 +1099,8 @@
         </w:pict>
       </w:r>
     </w:p>
-    <w:bookmarkEnd w:id="13"/>
-    <w:bookmarkStart w:id="17" w:name="Xef9d48d3953d50b82d46d7734c472bf3c1bf0b5"/>
+    <w:bookmarkEnd w:id="14"/>
+    <w:bookmarkStart w:id="18" w:name="Xef9d48d3953d50b82d46d7734c472bf3c1bf0b5"/>
     <w:p>
       <w:pPr>
         <w:pStyle w:val="Heading2"/>
@@ -1181,18 +1291,18 @@
           <wp:inline>
             <wp:extent cx="5334000" cy="1843767"/>
             <wp:effectExtent b="0" l="0" r="0" t="0"/>
-            <wp:docPr descr="diagram" title="" id="15" name="Picture"/>
+            <wp:docPr descr="diagram" title="" id="16" name="Picture"/>
             <a:graphic>
               <a:graphicData uri="http://schemas.openxmlformats.org/drawingml/2006/picture">
                 <pic:pic>
                   <pic:nvPicPr>
-                    <pic:cNvPr descr="/tmp/.private/milosvasic/tmp.PsBhV8Dc9r/img/diagram_001_e0b7f64a0e91.png" id="16" name="Picture"/>
+                    <pic:cNvPr descr="/tmp/.private/milosvasic/tmp.56ReOjBSy7/img/diagram_001_e0b7f64a0e91.png" id="17" name="Picture"/>
                     <pic:cNvPicPr>
                       <a:picLocks noChangeArrowheads="1" noChangeAspect="1"/>
                     </pic:cNvPicPr>
                   </pic:nvPicPr>
                   <pic:blipFill>
-                    <a:blip r:embed="rId14"/>
+                    <a:blip r:embed="rId15"/>
                     <a:stretch>
                       <a:fillRect/>
                     </a:stretch>
@@ -1226,8 +1336,8 @@
         </w:pict>
       </w:r>
     </w:p>
-    <w:bookmarkEnd w:id="17"/>
-    <w:bookmarkStart w:id="19" w:name="a-connect--transport-fr-0xx"/>
+    <w:bookmarkEnd w:id="18"/>
+    <w:bookmarkStart w:id="20" w:name="a-connect--transport-fr-0xx"/>
     <w:p>
       <w:pPr>
         <w:pStyle w:val="Heading2"/>
@@ -1246,7 +1356,7 @@
       <w:r>
         <w:t xml:space="preserve"> </w:t>
       </w:r>
-      <w:hyperlink r:id="rId18">
+      <w:hyperlink r:id="rId19">
         <w:r>
           <w:rPr>
             <w:rStyle w:val="VerbatimChar"/>
@@ -3014,8 +3124,8 @@
         </w:pict>
       </w:r>
     </w:p>
-    <w:bookmarkEnd w:id="19"/>
-    <w:bookmarkStart w:id="24" w:name="b-identity--enrollment-fr-1xx"/>
+    <w:bookmarkEnd w:id="20"/>
+    <w:bookmarkStart w:id="25" w:name="b-identity--enrollment-fr-1xx"/>
     <w:p>
       <w:pPr>
         <w:pStyle w:val="Heading2"/>
@@ -3034,7 +3144,7 @@
       <w:r>
         <w:t xml:space="preserve"> </w:t>
       </w:r>
-      <w:hyperlink r:id="rId20">
+      <w:hyperlink r:id="rId21">
         <w:r>
           <w:rPr>
             <w:rStyle w:val="VerbatimChar"/>
@@ -3048,7 +3158,7 @@
       <w:r>
         <w:t xml:space="preserve"> </w:t>
       </w:r>
-      <w:hyperlink r:id="rId21">
+      <w:hyperlink r:id="rId22">
         <w:r>
           <w:rPr>
             <w:rStyle w:val="VerbatimChar"/>
@@ -3062,7 +3172,7 @@
       <w:r>
         <w:t xml:space="preserve"> </w:t>
       </w:r>
-      <w:hyperlink r:id="rId22">
+      <w:hyperlink r:id="rId23">
         <w:r>
           <w:rPr>
             <w:rStyle w:val="VerbatimChar"/>
@@ -3076,7 +3186,7 @@
       <w:r>
         <w:t xml:space="preserve"> </w:t>
       </w:r>
-      <w:hyperlink r:id="rId23">
+      <w:hyperlink r:id="rId24">
         <w:r>
           <w:rPr>
             <w:rStyle w:val="VerbatimChar"/>
@@ -4108,8 +4218,8 @@
         </w:pict>
       </w:r>
     </w:p>
-    <w:bookmarkEnd w:id="24"/>
-    <w:bookmarkStart w:id="27" w:name="c-policy--authorization-fr-2xx"/>
+    <w:bookmarkEnd w:id="25"/>
+    <w:bookmarkStart w:id="28" w:name="c-policy--authorization-fr-2xx"/>
     <w:p>
       <w:pPr>
         <w:pStyle w:val="Heading2"/>
@@ -4128,7 +4238,7 @@
       <w:r>
         <w:t xml:space="preserve"> </w:t>
       </w:r>
-      <w:hyperlink r:id="rId25">
+      <w:hyperlink r:id="rId26">
         <w:r>
           <w:rPr>
             <w:rStyle w:val="VerbatimChar"/>
@@ -4142,7 +4252,7 @@
       <w:r>
         <w:t xml:space="preserve"> </w:t>
       </w:r>
-      <w:hyperlink r:id="rId26">
+      <w:hyperlink r:id="rId27">
         <w:r>
           <w:rPr>
             <w:rStyle w:val="VerbatimChar"/>
@@ -4949,8 +5059,8 @@
         </w:pict>
       </w:r>
     </w:p>
-    <w:bookmarkEnd w:id="27"/>
-    <w:bookmarkStart w:id="30" w:name="Xdc1ed6839cd693b11657c007e0df00fda318dc4"/>
+    <w:bookmarkEnd w:id="28"/>
+    <w:bookmarkStart w:id="31" w:name="Xdc1ed6839cd693b11657c007e0df00fda318dc4"/>
     <w:p>
       <w:pPr>
         <w:pStyle w:val="Heading2"/>
@@ -4969,7 +5079,7 @@
       <w:r>
         <w:t xml:space="preserve"> </w:t>
       </w:r>
-      <w:hyperlink r:id="rId28">
+      <w:hyperlink r:id="rId29">
         <w:r>
           <w:rPr>
             <w:rStyle w:val="VerbatimChar"/>
@@ -4983,7 +5093,7 @@
       <w:r>
         <w:t xml:space="preserve"> </w:t>
       </w:r>
-      <w:hyperlink r:id="rId29">
+      <w:hyperlink r:id="rId30">
         <w:r>
           <w:rPr>
             <w:rStyle w:val="VerbatimChar"/>
@@ -5673,8 +5783,8 @@
         </w:pict>
       </w:r>
     </w:p>
-    <w:bookmarkEnd w:id="30"/>
-    <w:bookmarkStart w:id="32" w:name="e-multi-hop-fr-4xx"/>
+    <w:bookmarkEnd w:id="31"/>
+    <w:bookmarkStart w:id="33" w:name="e-multi-hop-fr-4xx"/>
     <w:p>
       <w:pPr>
         <w:pStyle w:val="Heading2"/>
@@ -5693,7 +5803,7 @@
       <w:r>
         <w:t xml:space="preserve"> </w:t>
       </w:r>
-      <w:hyperlink r:id="rId31">
+      <w:hyperlink r:id="rId32">
         <w:r>
           <w:rPr>
             <w:rStyle w:val="VerbatimChar"/>
@@ -6026,8 +6136,8 @@
         </w:pict>
       </w:r>
     </w:p>
-    <w:bookmarkEnd w:id="32"/>
-    <w:bookmarkStart w:id="34" w:name="f-kill-switch--leak-protection-fr-5xx"/>
+    <w:bookmarkEnd w:id="33"/>
+    <w:bookmarkStart w:id="35" w:name="f-kill-switch--leak-protection-fr-5xx"/>
     <w:p>
       <w:pPr>
         <w:pStyle w:val="Heading2"/>
@@ -6046,7 +6156,7 @@
       <w:r>
         <w:t xml:space="preserve"> </w:t>
       </w:r>
-      <w:hyperlink r:id="rId33">
+      <w:hyperlink r:id="rId34">
         <w:r>
           <w:rPr>
             <w:rStyle w:val="VerbatimChar"/>
@@ -6448,8 +6558,8 @@
         </w:pict>
       </w:r>
     </w:p>
-    <w:bookmarkEnd w:id="34"/>
-    <w:bookmarkStart w:id="38" w:name="g-console--administration-fr-6xx"/>
+    <w:bookmarkEnd w:id="35"/>
+    <w:bookmarkStart w:id="39" w:name="g-console--administration-fr-6xx"/>
     <w:p>
       <w:pPr>
         <w:pStyle w:val="Heading2"/>
@@ -6468,7 +6578,7 @@
       <w:r>
         <w:t xml:space="preserve"> </w:t>
       </w:r>
-      <w:hyperlink r:id="rId35">
+      <w:hyperlink r:id="rId36">
         <w:r>
           <w:rPr>
             <w:rStyle w:val="VerbatimChar"/>
@@ -6482,7 +6592,7 @@
       <w:r>
         <w:t xml:space="preserve"> </w:t>
       </w:r>
-      <w:hyperlink r:id="rId36">
+      <w:hyperlink r:id="rId37">
         <w:r>
           <w:rPr>
             <w:rStyle w:val="VerbatimChar"/>
@@ -6496,7 +6606,7 @@
       <w:r>
         <w:t xml:space="preserve"> </w:t>
       </w:r>
-      <w:hyperlink r:id="rId37">
+      <w:hyperlink r:id="rId38">
         <w:r>
           <w:rPr>
             <w:rStyle w:val="VerbatimChar"/>
@@ -7481,8 +7591,8 @@
         </w:pict>
       </w:r>
     </w:p>
-    <w:bookmarkEnd w:id="38"/>
-    <w:bookmarkStart w:id="41" w:name="h-connector-fr-7xx"/>
+    <w:bookmarkEnd w:id="39"/>
+    <w:bookmarkStart w:id="40" w:name="h-connector-fr-7xx"/>
     <w:p>
       <w:pPr>
         <w:pStyle w:val="Heading2"/>
@@ -7496,50 +7606,45 @@
         <w:pStyle w:val="FirstParagraph"/>
       </w:pPr>
       <w:r>
-        <w:t xml:space="preserve">Owning docs:</w:t>
-      </w:r>
-      <w:r>
-        <w:t xml:space="preserve"> </w:t>
-      </w:r>
-      <w:hyperlink r:id="rId39">
+        <w:t xml:space="preserve">Owning doc:</w:t>
+      </w:r>
+      <w:r>
+        <w:t xml:space="preserve"> </w:t>
+      </w:r>
+      <w:hyperlink r:id="rId9">
         <w:r>
           <w:rPr>
             <w:rStyle w:val="VerbatimChar"/>
           </w:rPr>
-          <w:t xml:space="preserve">../v04-client/helix-core-rust.md</w:t>
+          <w:t xml:space="preserve">../v04-client/connector.md</w:t>
         </w:r>
       </w:hyperlink>
       <w:r>
         <w:t xml:space="preserve"> </w:t>
       </w:r>
       <w:r>
-        <w:t xml:space="preserve">(advertise/route mode) + Volume 4 platform shims (</w:t>
+        <w:t xml:space="preserve">(single</w:t>
+      </w:r>
+      <w:r>
+        <w:t xml:space="preserve"> </w:t>
+      </w:r>
+      <w:r>
+        <w:t xml:space="preserve">consolidating doc for FR-701..707; secondary implementation authority remains in</w:t>
+      </w:r>
+      <w:r>
+        <w:t xml:space="preserve"> </w:t>
       </w:r>
       <w:r>
         <w:rPr>
           <w:rStyle w:val="VerbatimChar"/>
         </w:rPr>
-        <w:t xml:space="preserve">shim-*.md</w:t>
-      </w:r>
-      <w:r>
-        <w:t xml:space="preserve">) +</w:t>
-      </w:r>
-      <w:r>
-        <w:t xml:space="preserve"> </w:t>
-      </w:r>
-      <w:hyperlink r:id="rId40">
-        <w:r>
-          <w:rPr>
-            <w:rStyle w:val="VerbatimChar"/>
-          </w:rPr>
-          <w:t xml:space="preserve">../v03-control-plane/svc-registry.md</w:t>
-        </w:r>
-      </w:hyperlink>
-      <w:r>
-        <w:t xml:space="preserve"> </w:t>
-      </w:r>
-      <w:r>
-        <w:t xml:space="preserve">(there is no standalone "Connector spec" file — the Connector is the same</w:t>
+        <w:t xml:space="preserve">helix-core-rust.md</w:t>
+      </w:r>
+      <w:r>
+        <w:t xml:space="preserve"> </w:t>
+      </w:r>
+      <w:r>
+        <w:t xml:space="preserve">§9, Volume 4 shims,</w:t>
       </w:r>
       <w:r>
         <w:t xml:space="preserve"> </w:t>
@@ -7548,13 +7653,37 @@
         <w:rPr>
           <w:rStyle w:val="VerbatimChar"/>
         </w:rPr>
-        <w:t xml:space="preserve">helix-core</w:t>
-      </w:r>
-      <w:r>
-        <w:t xml:space="preserve"> </w:t>
-      </w:r>
-      <w:r>
-        <w:t xml:space="preserve">in advertise/route mode plus its registry contract).</w:t>
+        <w:t xml:space="preserve">svc-registry.md</w:t>
+      </w:r>
+      <w:r>
+        <w:t xml:space="preserve">,</w:t>
+      </w:r>
+      <w:r>
+        <w:t xml:space="preserve"> </w:t>
+      </w:r>
+      <w:r>
+        <w:rPr>
+          <w:rStyle w:val="VerbatimChar"/>
+        </w:rPr>
+        <w:t xml:space="preserve">routing-and-addressing.md</w:t>
+      </w:r>
+      <w:r>
+        <w:t xml:space="preserve">, and</w:t>
+      </w:r>
+      <w:r>
+        <w:t xml:space="preserve"> </w:t>
+      </w:r>
+      <w:r>
+        <w:rPr>
+          <w:rStyle w:val="VerbatimChar"/>
+        </w:rPr>
+        <w:t xml:space="preserve">orchestrator-and-state.md</w:t>
+      </w:r>
+      <w:r>
+        <w:t xml:space="preserve"> </w:t>
+      </w:r>
+      <w:r>
+        <w:t xml:space="preserve">for FR-707).</w:t>
       </w:r>
       <w:r>
         <w:t xml:space="preserve"> </w:t>
@@ -7689,13 +7818,28 @@
               <w:rPr>
                 <w:rStyle w:val="VerbatimChar"/>
               </w:rPr>
+              <w:t xml:space="preserve">connector.md</w:t>
+            </w:r>
+            <w:r>
+              <w:t xml:space="preserve"> </w:t>
+            </w:r>
+            <w:r>
+              <w:t xml:space="preserve">(secondary:</w:t>
+            </w:r>
+            <w:r>
+              <w:t xml:space="preserve"> </w:t>
+            </w:r>
+            <w:r>
+              <w:rPr>
+                <w:rStyle w:val="VerbatimChar"/>
+              </w:rPr>
               <w:t xml:space="preserve">helix-core-rust.md</w:t>
             </w:r>
             <w:r>
               <w:t xml:space="preserve"> </w:t>
             </w:r>
             <w:r>
-              <w:t xml:space="preserve">(advertise/route mode),</w:t>
+              <w:t xml:space="preserve">§9.1,</w:t>
             </w:r>
             <w:r>
               <w:t xml:space="preserve"> </w:t>
@@ -7705,6 +7849,9 @@
                 <w:rStyle w:val="VerbatimChar"/>
               </w:rPr>
               <w:t xml:space="preserve">svc-registry.md</w:t>
+            </w:r>
+            <w:r>
+              <w:t xml:space="preserve">)</w:t>
             </w:r>
           </w:p>
         </w:tc>
@@ -7773,13 +7920,43 @@
               <w:rPr>
                 <w:rStyle w:val="VerbatimChar"/>
               </w:rPr>
+              <w:t xml:space="preserve">connector.md</w:t>
+            </w:r>
+            <w:r>
+              <w:t xml:space="preserve"> </w:t>
+            </w:r>
+            <w:r>
+              <w:t xml:space="preserve">(secondary:</w:t>
+            </w:r>
+            <w:r>
+              <w:t xml:space="preserve"> </w:t>
+            </w:r>
+            <w:r>
+              <w:rPr>
+                <w:rStyle w:val="VerbatimChar"/>
+              </w:rPr>
               <w:t xml:space="preserve">helix-core-rust.md</w:t>
             </w:r>
             <w:r>
               <w:t xml:space="preserve"> </w:t>
             </w:r>
             <w:r>
-              <w:t xml:space="preserve">(advertise/route mode)</w:t>
+              <w:t xml:space="preserve">§9.2,</w:t>
+            </w:r>
+            <w:r>
+              <w:t xml:space="preserve"> </w:t>
+            </w:r>
+            <w:r>
+              <w:rPr>
+                <w:rStyle w:val="VerbatimChar"/>
+              </w:rPr>
+              <w:t xml:space="preserve">shim-linux.md</w:t>
+            </w:r>
+            <w:r>
+              <w:t xml:space="preserve"> </w:t>
+            </w:r>
+            <w:r>
+              <w:t xml:space="preserve">§9)</w:t>
             </w:r>
           </w:p>
         </w:tc>
@@ -7854,7 +8031,28 @@
               <w:rPr>
                 <w:rStyle w:val="VerbatimChar"/>
               </w:rPr>
+              <w:t xml:space="preserve">connector.md</w:t>
+            </w:r>
+            <w:r>
+              <w:t xml:space="preserve"> </w:t>
+            </w:r>
+            <w:r>
+              <w:t xml:space="preserve">(secondary:</w:t>
+            </w:r>
+            <w:r>
+              <w:t xml:space="preserve"> </w:t>
+            </w:r>
+            <w:r>
+              <w:rPr>
+                <w:rStyle w:val="VerbatimChar"/>
+              </w:rPr>
               <w:t xml:space="preserve">helix-core-rust.md</w:t>
+            </w:r>
+            <w:r>
+              <w:t xml:space="preserve"> </w:t>
+            </w:r>
+            <w:r>
+              <w:t xml:space="preserve">§9.1)</w:t>
             </w:r>
           </w:p>
         </w:tc>
@@ -7923,6 +8121,21 @@
               <w:rPr>
                 <w:rStyle w:val="VerbatimChar"/>
               </w:rPr>
+              <w:t xml:space="preserve">connector.md</w:t>
+            </w:r>
+            <w:r>
+              <w:t xml:space="preserve"> </w:t>
+            </w:r>
+            <w:r>
+              <w:t xml:space="preserve">(secondary:</w:t>
+            </w:r>
+            <w:r>
+              <w:t xml:space="preserve"> </w:t>
+            </w:r>
+            <w:r>
+              <w:rPr>
+                <w:rStyle w:val="VerbatimChar"/>
+              </w:rPr>
               <w:t xml:space="preserve">svc-registry.md</w:t>
             </w:r>
             <w:r>
@@ -7941,7 +8154,7 @@
               <w:t xml:space="preserve"> </w:t>
             </w:r>
             <w:r>
-              <w:t xml:space="preserve">(edge)</w:t>
+              <w:t xml:space="preserve">edge)</w:t>
             </w:r>
           </w:p>
         </w:tc>
@@ -8037,10 +8250,28 @@
               <w:rPr>
                 <w:rStyle w:val="VerbatimChar"/>
               </w:rPr>
+              <w:t xml:space="preserve">connector.md</w:t>
+            </w:r>
+            <w:r>
+              <w:t xml:space="preserve"> </w:t>
+            </w:r>
+            <w:r>
+              <w:t xml:space="preserve">(secondary:</w:t>
+            </w:r>
+            <w:r>
+              <w:t xml:space="preserve"> </w:t>
+            </w:r>
+            <w:r>
+              <w:rPr>
+                <w:rStyle w:val="VerbatimChar"/>
+              </w:rPr>
               <w:t xml:space="preserve">svc-policy.md</w:t>
             </w:r>
             <w:r>
-              <w:t xml:space="preserve">,</w:t>
+              <w:t xml:space="preserve"> </w:t>
+            </w:r>
+            <w:r>
+              <w:t xml:space="preserve">§4.2,</w:t>
             </w:r>
             <w:r>
               <w:t xml:space="preserve"> </w:t>
@@ -8055,7 +8286,7 @@
               <w:t xml:space="preserve"> </w:t>
             </w:r>
             <w:r>
-              <w:t xml:space="preserve">(advertise/route mode)</w:t>
+              <w:t xml:space="preserve">§9.3)</w:t>
             </w:r>
           </w:p>
         </w:tc>
@@ -8124,13 +8355,28 @@
               <w:rPr>
                 <w:rStyle w:val="VerbatimChar"/>
               </w:rPr>
+              <w:t xml:space="preserve">connector.md</w:t>
+            </w:r>
+            <w:r>
+              <w:t xml:space="preserve"> </w:t>
+            </w:r>
+            <w:r>
+              <w:t xml:space="preserve">(secondary:</w:t>
+            </w:r>
+            <w:r>
+              <w:t xml:space="preserve"> </w:t>
+            </w:r>
+            <w:r>
+              <w:rPr>
+                <w:rStyle w:val="VerbatimChar"/>
+              </w:rPr>
               <w:t xml:space="preserve">helix-core-rust.md</w:t>
             </w:r>
             <w:r>
               <w:t xml:space="preserve"> </w:t>
             </w:r>
             <w:r>
-              <w:t xml:space="preserve">(advertise/route mode),</w:t>
+              <w:t xml:space="preserve">§9.2,</w:t>
             </w:r>
             <w:r>
               <w:t xml:space="preserve"> </w:t>
@@ -8140,6 +8386,9 @@
                 <w:rStyle w:val="VerbatimChar"/>
               </w:rPr>
               <w:t xml:space="preserve">shim-android.md</w:t>
+            </w:r>
+            <w:r>
+              <w:t xml:space="preserve">)</w:t>
             </w:r>
           </w:p>
         </w:tc>
@@ -8204,6 +8453,21 @@
             <w:pPr>
               <w:pStyle w:val="Compact"/>
             </w:pPr>
+            <w:r>
+              <w:rPr>
+                <w:rStyle w:val="VerbatimChar"/>
+              </w:rPr>
+              <w:t xml:space="preserve">connector.md</w:t>
+            </w:r>
+            <w:r>
+              <w:t xml:space="preserve"> </w:t>
+            </w:r>
+            <w:r>
+              <w:t xml:space="preserve">traces availability-following to</w:t>
+            </w:r>
+            <w:r>
+              <w:t xml:space="preserve"> </w:t>
+            </w:r>
             <w:r>
               <w:rPr>
                 <w:rStyle w:val="VerbatimChar"/>
@@ -8232,8 +8496,8 @@
         </w:pict>
       </w:r>
     </w:p>
-    <w:bookmarkEnd w:id="41"/>
-    <w:bookmarkStart w:id="45" w:name="i-observability--telemetry-fr-8xx"/>
+    <w:bookmarkEnd w:id="40"/>
+    <w:bookmarkStart w:id="44" w:name="i-observability--telemetry-fr-8xx"/>
     <w:p>
       <w:pPr>
         <w:pStyle w:val="Heading2"/>
@@ -8252,7 +8516,7 @@
       <w:r>
         <w:t xml:space="preserve"> </w:t>
       </w:r>
-      <w:hyperlink r:id="rId42">
+      <w:hyperlink r:id="rId41">
         <w:r>
           <w:rPr>
             <w:rStyle w:val="VerbatimChar"/>
@@ -8266,7 +8530,7 @@
       <w:r>
         <w:t xml:space="preserve"> </w:t>
       </w:r>
-      <w:hyperlink r:id="rId43">
+      <w:hyperlink r:id="rId42">
         <w:r>
           <w:rPr>
             <w:rStyle w:val="VerbatimChar"/>
@@ -8280,7 +8544,7 @@
       <w:r>
         <w:t xml:space="preserve"> </w:t>
       </w:r>
-      <w:hyperlink r:id="rId44">
+      <w:hyperlink r:id="rId43">
         <w:r>
           <w:rPr>
             <w:rStyle w:val="VerbatimChar"/>
@@ -8775,8 +9039,8 @@
         </w:pict>
       </w:r>
     </w:p>
-    <w:bookmarkEnd w:id="45"/>
-    <w:bookmarkStart w:id="50" w:name="j-deployment--self-host-fr-9xx"/>
+    <w:bookmarkEnd w:id="44"/>
+    <w:bookmarkStart w:id="49" w:name="j-deployment--self-host-fr-9xx"/>
     <w:p>
       <w:pPr>
         <w:pStyle w:val="Heading2"/>
@@ -8795,7 +9059,7 @@
       <w:r>
         <w:t xml:space="preserve"> </w:t>
       </w:r>
-      <w:hyperlink r:id="rId46">
+      <w:hyperlink r:id="rId45">
         <w:r>
           <w:rPr>
             <w:rStyle w:val="VerbatimChar"/>
@@ -8809,7 +9073,7 @@
       <w:r>
         <w:t xml:space="preserve"> </w:t>
       </w:r>
-      <w:hyperlink r:id="rId47">
+      <w:hyperlink r:id="rId46">
         <w:r>
           <w:rPr>
             <w:rStyle w:val="VerbatimChar"/>
@@ -8823,7 +9087,7 @@
       <w:r>
         <w:t xml:space="preserve"> </w:t>
       </w:r>
-      <w:hyperlink r:id="rId48">
+      <w:hyperlink r:id="rId47">
         <w:r>
           <w:rPr>
             <w:rStyle w:val="VerbatimChar"/>
@@ -8837,7 +9101,7 @@
       <w:r>
         <w:t xml:space="preserve"> </w:t>
       </w:r>
-      <w:hyperlink r:id="rId49">
+      <w:hyperlink r:id="rId48">
         <w:r>
           <w:rPr>
             <w:rStyle w:val="VerbatimChar"/>
@@ -9617,8 +9881,8 @@
         </w:pict>
       </w:r>
     </w:p>
-    <w:bookmarkEnd w:id="50"/>
-    <w:bookmarkStart w:id="52" w:name="k-clients--platform-apps-fr-10xx"/>
+    <w:bookmarkEnd w:id="49"/>
+    <w:bookmarkStart w:id="51" w:name="k-clients--platform-apps-fr-10xx"/>
     <w:p>
       <w:pPr>
         <w:pStyle w:val="Heading2"/>
@@ -9637,7 +9901,7 @@
       <w:r>
         <w:t xml:space="preserve"> </w:t>
       </w:r>
-      <w:hyperlink r:id="rId51">
+      <w:hyperlink r:id="rId50">
         <w:r>
           <w:rPr>
             <w:rStyle w:val="VerbatimChar"/>
@@ -10904,8 +11168,8 @@
         </w:pict>
       </w:r>
     </w:p>
-    <w:bookmarkEnd w:id="52"/>
-    <w:bookmarkStart w:id="54" w:name="l-post-quantum--advanced-privacy-fr-11xx"/>
+    <w:bookmarkEnd w:id="51"/>
+    <w:bookmarkStart w:id="53" w:name="l-post-quantum--advanced-privacy-fr-11xx"/>
     <w:p>
       <w:pPr>
         <w:pStyle w:val="Heading2"/>
@@ -10924,7 +11188,7 @@
       <w:r>
         <w:t xml:space="preserve"> </w:t>
       </w:r>
-      <w:hyperlink r:id="rId53">
+      <w:hyperlink r:id="rId52">
         <w:r>
           <w:rPr>
             <w:rStyle w:val="VerbatimChar"/>
@@ -11236,8 +11500,8 @@
         </w:pict>
       </w:r>
     </w:p>
-    <w:bookmarkEnd w:id="54"/>
-    <w:bookmarkStart w:id="55" w:name="m-mvp-definition-of-done-traceability"/>
+    <w:bookmarkEnd w:id="53"/>
+    <w:bookmarkStart w:id="54" w:name="m-mvp-definition-of-done-traceability"/>
     <w:p>
       <w:pPr>
         <w:pStyle w:val="Heading2"/>
@@ -11612,8 +11876,8 @@
         </w:pict>
       </w:r>
     </w:p>
-    <w:bookmarkEnd w:id="55"/>
-    <w:bookmarkStart w:id="56" w:name="n-parity-matrix--fr-coverage"/>
+    <w:bookmarkEnd w:id="54"/>
+    <w:bookmarkStart w:id="55" w:name="n-parity-matrix--fr-coverage"/>
     <w:p>
       <w:pPr>
         <w:pStyle w:val="Heading2"/>
@@ -12811,8 +13075,8 @@
         </w:pict>
       </w:r>
     </w:p>
-    <w:bookmarkEnd w:id="56"/>
-    <w:bookmarkStart w:id="59" w:name="sources-verified"/>
+    <w:bookmarkEnd w:id="55"/>
+    <w:bookmarkStart w:id="58" w:name="sources-verified"/>
     <w:p>
       <w:pPr>
         <w:pStyle w:val="Heading2"/>
@@ -12829,7 +13093,7 @@
           <w:numId w:val="1003"/>
         </w:numPr>
       </w:pPr>
-      <w:hyperlink r:id="rId11">
+      <w:hyperlink r:id="rId12">
         <w:r>
           <w:rPr>
             <w:rStyle w:val="VerbatimChar"/>
@@ -12860,6 +13124,94 @@
       </w:r>
       <w:r>
         <w:t xml:space="preserve">FR-3xx/7xx), §11 (decisions D1/D4/D6 → FR-004/303/019).</w:t>
+      </w:r>
+    </w:p>
+    <w:p>
+      <w:pPr>
+        <w:pStyle w:val="Compact"/>
+        <w:numPr>
+          <w:ilvl w:val="0"/>
+          <w:numId w:val="1003"/>
+        </w:numPr>
+      </w:pPr>
+      <w:hyperlink r:id="rId56">
+        <w:r>
+          <w:rPr>
+            <w:rStyle w:val="VerbatimChar"/>
+          </w:rPr>
+          <w:t xml:space="preserve">SPECIFICATION.md</w:t>
+        </w:r>
+      </w:hyperlink>
+      <w:r>
+        <w:t xml:space="preserve"> </w:t>
+      </w:r>
+      <w:r>
+        <w:t xml:space="preserve">§7 (the three cross-cutting contracts:</w:t>
+      </w:r>
+      <w:r>
+        <w:t xml:space="preserve"> </w:t>
+      </w:r>
+      <w:r>
+        <w:rPr>
+          <w:rStyle w:val="VerbatimChar"/>
+        </w:rPr>
+        <w:t xml:space="preserve">Transport</w:t>
+      </w:r>
+      <w:r>
+        <w:t xml:space="preserve"> </w:t>
+      </w:r>
+      <w:r>
+        <w:t xml:space="preserve">trait → FR-003,</w:t>
+      </w:r>
+      <w:r>
+        <w:t xml:space="preserve"> </w:t>
+      </w:r>
+      <w:r>
+        <w:rPr>
+          <w:rStyle w:val="VerbatimChar"/>
+        </w:rPr>
+        <w:t xml:space="preserve">WatchNetworkMap</w:t>
+      </w:r>
+      <w:r>
+        <w:t xml:space="preserve"> </w:t>
+      </w:r>
+      <w:r>
+        <w:t xml:space="preserve">→ FR-205/207, FFI → FR-018), §8</w:t>
+      </w:r>
+      <w:r>
+        <w:t xml:space="preserve"> </w:t>
+      </w:r>
+      <w:r>
+        <w:t xml:space="preserve">(phase roadmap + gates G1–G6 → FR-002/004/1004, DoD → §M), §9 (decision register).</w:t>
+      </w:r>
+    </w:p>
+    <w:p>
+      <w:pPr>
+        <w:pStyle w:val="Compact"/>
+        <w:numPr>
+          <w:ilvl w:val="0"/>
+          <w:numId w:val="1003"/>
+        </w:numPr>
+      </w:pPr>
+      <w:hyperlink r:id="rId21">
+        <w:r>
+          <w:rPr>
+            <w:rStyle w:val="VerbatimChar"/>
+          </w:rPr>
+          <w:t xml:space="preserve">04-security-privacy-pki.md</w:t>
+        </w:r>
+      </w:hyperlink>
+      <w:r>
+        <w:t xml:space="preserve"> </w:t>
+      </w:r>
+      <w:r>
+        <w:t xml:space="preserve">§0.1 (S1–S11 →</w:t>
+      </w:r>
+      <w:r>
+        <w:t xml:space="preserve"> </w:t>
+      </w:r>
+      <w:r>
+        <w:t xml:space="preserve">FR-103/106/107/201/207/801/906), §1.2/§1.3 (auth channels + default-deny).</w:t>
       </w:r>
     </w:p>
     <w:p>
@@ -12875,94 +13227,6 @@
           <w:rPr>
             <w:rStyle w:val="VerbatimChar"/>
           </w:rPr>
-          <w:t xml:space="preserve">SPECIFICATION.md</w:t>
-        </w:r>
-      </w:hyperlink>
-      <w:r>
-        <w:t xml:space="preserve"> </w:t>
-      </w:r>
-      <w:r>
-        <w:t xml:space="preserve">§7 (the three cross-cutting contracts:</w:t>
-      </w:r>
-      <w:r>
-        <w:t xml:space="preserve"> </w:t>
-      </w:r>
-      <w:r>
-        <w:rPr>
-          <w:rStyle w:val="VerbatimChar"/>
-        </w:rPr>
-        <w:t xml:space="preserve">Transport</w:t>
-      </w:r>
-      <w:r>
-        <w:t xml:space="preserve"> </w:t>
-      </w:r>
-      <w:r>
-        <w:t xml:space="preserve">trait → FR-003,</w:t>
-      </w:r>
-      <w:r>
-        <w:t xml:space="preserve"> </w:t>
-      </w:r>
-      <w:r>
-        <w:rPr>
-          <w:rStyle w:val="VerbatimChar"/>
-        </w:rPr>
-        <w:t xml:space="preserve">WatchNetworkMap</w:t>
-      </w:r>
-      <w:r>
-        <w:t xml:space="preserve"> </w:t>
-      </w:r>
-      <w:r>
-        <w:t xml:space="preserve">→ FR-205/207, FFI → FR-018), §8</w:t>
-      </w:r>
-      <w:r>
-        <w:t xml:space="preserve"> </w:t>
-      </w:r>
-      <w:r>
-        <w:t xml:space="preserve">(phase roadmap + gates G1–G6 → FR-002/004/1004, DoD → §M), §9 (decision register).</w:t>
-      </w:r>
-    </w:p>
-    <w:p>
-      <w:pPr>
-        <w:pStyle w:val="Compact"/>
-        <w:numPr>
-          <w:ilvl w:val="0"/>
-          <w:numId w:val="1003"/>
-        </w:numPr>
-      </w:pPr>
-      <w:hyperlink r:id="rId20">
-        <w:r>
-          <w:rPr>
-            <w:rStyle w:val="VerbatimChar"/>
-          </w:rPr>
-          <w:t xml:space="preserve">04-security-privacy-pki.md</w:t>
-        </w:r>
-      </w:hyperlink>
-      <w:r>
-        <w:t xml:space="preserve"> </w:t>
-      </w:r>
-      <w:r>
-        <w:t xml:space="preserve">§0.1 (S1–S11 →</w:t>
-      </w:r>
-      <w:r>
-        <w:t xml:space="preserve"> </w:t>
-      </w:r>
-      <w:r>
-        <w:t xml:space="preserve">FR-103/106/107/201/207/801/906), §1.2/§1.3 (auth channels + default-deny).</w:t>
-      </w:r>
-    </w:p>
-    <w:p>
-      <w:pPr>
-        <w:pStyle w:val="Compact"/>
-        <w:numPr>
-          <w:ilvl w:val="0"/>
-          <w:numId w:val="1003"/>
-        </w:numPr>
-      </w:pPr>
-      <w:hyperlink r:id="rId58">
-        <w:r>
-          <w:rPr>
-            <w:rStyle w:val="VerbatimChar"/>
-          </w:rPr>
           <w:t xml:space="preserve">MASTER_INDEX.md</w:t>
         </w:r>
       </w:hyperlink>
@@ -13244,8 +13508,8 @@
         <w:t xml:space="preserve">§11.4.65/.153 (HTML+PDF[+DOCX] exports follow in refinement).</w:t>
       </w:r>
     </w:p>
+    <w:bookmarkEnd w:id="58"/>
     <w:bookmarkEnd w:id="59"/>
-    <w:bookmarkEnd w:id="60"/>
     <w:sectPr>
       <w:footnotePr>
         <w:numRestart w:val="eachSect"/>
